--- a/apertura_app/templates/pf/6-Contrato_Persona_Fisica_2024_-.docx
+++ b/apertura_app/templates/pf/6-Contrato_Persona_Fisica_2024_-.docx
@@ -6889,6 +6889,7 @@
         <w:docPartGallery w:val="AutoText"/>
       </w:docPartObj>
     </w:sdtPr>
+    <w:sdtEndPr/>
     <w:sdtContent>
       <w:p>
         <w:pPr>
@@ -6958,6 +6959,140 @@
         <w:szCs w:val="18"/>
       </w:rPr>
     </w:pPr>
+    <w:r>
+      <w:rPr>
+        <w:rFonts w:ascii="Times New Roman" w:hAnsi="Times New Roman" w:cs="Times New Roman"/>
+        <w:noProof/>
+        <w:sz w:val="24"/>
+        <w:szCs w:val="24"/>
+        <w:lang w:eastAsia="es-MX"/>
+      </w:rPr>
+      <mc:AlternateContent>
+        <mc:Choice Requires="wps">
+          <w:drawing>
+            <wp:anchor distT="0" distB="0" distL="114300" distR="114300" simplePos="0" relativeHeight="251665408" behindDoc="0" locked="0" layoutInCell="1" allowOverlap="1" wp14:anchorId="3F0AB19A" wp14:editId="597C9F99">
+              <wp:simplePos x="0" y="0"/>
+              <wp:positionH relativeFrom="page">
+                <wp:posOffset>6332220</wp:posOffset>
+              </wp:positionH>
+              <wp:positionV relativeFrom="page">
+                <wp:posOffset>320040</wp:posOffset>
+              </wp:positionV>
+              <wp:extent cx="1013460" cy="297180"/>
+              <wp:effectExtent l="0" t="0" r="0" b="7620"/>
+              <wp:wrapNone/>
+              <wp:docPr id="941598772" name="Cuadro de texto 5"/>
+              <wp:cNvGraphicFramePr/>
+              <a:graphic xmlns:a="http://schemas.openxmlformats.org/drawingml/2006/main">
+                <a:graphicData uri="http://schemas.microsoft.com/office/word/2010/wordprocessingShape">
+                  <wps:wsp>
+                    <wps:cNvSpPr txBox="1"/>
+                    <wps:spPr>
+                      <a:xfrm>
+                        <a:off x="0" y="0"/>
+                        <a:ext cx="1013460" cy="297180"/>
+                      </a:xfrm>
+                      <a:prstGeom prst="rect">
+                        <a:avLst/>
+                      </a:prstGeom>
+                      <a:noFill/>
+                      <a:ln w="6350">
+                        <a:noFill/>
+                      </a:ln>
+                    </wps:spPr>
+                    <wps:txbx>
+                      <w:txbxContent>
+                        <w:p>
+                          <w:pPr>
+                            <w:rPr>
+                              <w:rFonts w:ascii="Arial" w:hAnsi="Arial" w:cs="Arial"/>
+                              <w:sz w:val="16"/>
+                              <w:szCs w:val="16"/>
+                            </w:rPr>
+                          </w:pPr>
+                          <w:proofErr w:type="gramStart"/>
+                          <w:r>
+                            <w:rPr>
+                              <w:rFonts w:ascii="Arial" w:hAnsi="Arial" w:cs="Arial"/>
+                              <w:sz w:val="16"/>
+                              <w:szCs w:val="16"/>
+                            </w:rPr>
+                            <w:t>{{ contrato</w:t>
+                          </w:r>
+                          <w:proofErr w:type="gramEnd"/>
+                          <w:r>
+                            <w:rPr>
+                              <w:rFonts w:ascii="Arial" w:hAnsi="Arial" w:cs="Arial"/>
+                              <w:sz w:val="16"/>
+                              <w:szCs w:val="16"/>
+                            </w:rPr>
+                            <w:t xml:space="preserve"> }}</w:t>
+                          </w:r>
+                        </w:p>
+                      </w:txbxContent>
+                    </wps:txbx>
+                    <wps:bodyPr rot="0" spcFirstLastPara="0" vertOverflow="clip" horzOverflow="clip" vert="horz" wrap="square" lIns="91440" tIns="45720" rIns="91440" bIns="45720" numCol="1" spcCol="0" rtlCol="0" fromWordArt="0" anchor="t" anchorCtr="0" forceAA="0" compatLnSpc="1">
+                      <a:prstTxWarp prst="textNoShape">
+                        <a:avLst/>
+                      </a:prstTxWarp>
+                      <a:noAutofit/>
+                    </wps:bodyPr>
+                  </wps:wsp>
+                </a:graphicData>
+              </a:graphic>
+              <wp14:sizeRelH relativeFrom="page">
+                <wp14:pctWidth>0</wp14:pctWidth>
+              </wp14:sizeRelH>
+              <wp14:sizeRelV relativeFrom="page">
+                <wp14:pctHeight>0</wp14:pctHeight>
+              </wp14:sizeRelV>
+            </wp:anchor>
+          </w:drawing>
+        </mc:Choice>
+        <mc:Fallback>
+          <w:pict>
+            <v:shapetype w14:anchorId="3F0AB19A" id="_x0000_t202" coordsize="21600,21600" o:spt="202" path="m,l,21600r21600,l21600,xe">
+              <v:stroke joinstyle="miter"/>
+              <v:path gradientshapeok="t" o:connecttype="rect"/>
+            </v:shapetype>
+            <v:shape id="Cuadro de texto 5" o:spid="_x0000_s1026" type="#_x0000_t202" style="position:absolute;left:0;text-align:left;margin-left:498.6pt;margin-top:25.2pt;width:79.8pt;height:23.4pt;z-index:251665408;visibility:visible;mso-wrap-style:square;mso-width-percent:0;mso-height-percent:0;mso-wrap-distance-left:9pt;mso-wrap-distance-top:0;mso-wrap-distance-right:9pt;mso-wrap-distance-bottom:0;mso-position-horizontal:absolute;mso-position-horizontal-relative:page;mso-position-vertical:absolute;mso-position-vertical-relative:page;mso-width-percent:0;mso-height-percent:0;mso-width-relative:page;mso-height-relative:page;v-text-anchor:top" o:gfxdata="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" filled="f" stroked="f" strokeweight=".5pt">
+              <v:textbox>
+                <w:txbxContent>
+                  <w:p>
+                    <w:pPr>
+                      <w:rPr>
+                        <w:rFonts w:ascii="Arial" w:hAnsi="Arial" w:cs="Arial"/>
+                        <w:sz w:val="16"/>
+                        <w:szCs w:val="16"/>
+                      </w:rPr>
+                    </w:pPr>
+                    <w:proofErr w:type="gramStart"/>
+                    <w:r>
+                      <w:rPr>
+                        <w:rFonts w:ascii="Arial" w:hAnsi="Arial" w:cs="Arial"/>
+                        <w:sz w:val="16"/>
+                        <w:szCs w:val="16"/>
+                      </w:rPr>
+                      <w:t>{{ contrato</w:t>
+                    </w:r>
+                    <w:proofErr w:type="gramEnd"/>
+                    <w:r>
+                      <w:rPr>
+                        <w:rFonts w:ascii="Arial" w:hAnsi="Arial" w:cs="Arial"/>
+                        <w:sz w:val="16"/>
+                        <w:szCs w:val="16"/>
+                      </w:rPr>
+                      <w:t xml:space="preserve"> }}</w:t>
+                    </w:r>
+                  </w:p>
+                </w:txbxContent>
+              </v:textbox>
+              <w10:wrap anchorx="page" anchory="page"/>
+            </v:shape>
+          </w:pict>
+        </mc:Fallback>
+      </mc:AlternateContent>
+    </w:r>
     <w:r>
       <w:rPr>
         <w:rFonts w:ascii="Arial" w:hAnsi="Arial" w:cs="Arial"/>
@@ -7049,197 +7184,7 @@
       <mc:AlternateContent>
         <mc:Choice Requires="wps">
           <w:drawing>
-            <wp:anchor distT="0" distB="0" distL="114300" distR="114300" simplePos="0" relativeHeight="251659264" behindDoc="0" locked="0" layoutInCell="1" allowOverlap="1" wp14:anchorId="2737DC9A" wp14:editId="52D368EE">
-              <wp:simplePos x="0" y="0"/>
-              <wp:positionH relativeFrom="column">
-                <wp:posOffset>5202555</wp:posOffset>
-              </wp:positionH>
-              <wp:positionV relativeFrom="paragraph">
-                <wp:posOffset>132715</wp:posOffset>
-              </wp:positionV>
-              <wp:extent cx="1052712" cy="1404620"/>
-              <wp:effectExtent l="0" t="0" r="0" b="0"/>
-              <wp:wrapNone/>
-              <wp:docPr id="217" name="Cuadro de texto 2"/>
-              <wp:cNvGraphicFramePr>
-                <a:graphicFrameLocks xmlns:a="http://schemas.openxmlformats.org/drawingml/2006/main"/>
-              </wp:cNvGraphicFramePr>
-              <a:graphic xmlns:a="http://schemas.openxmlformats.org/drawingml/2006/main">
-                <a:graphicData uri="http://schemas.microsoft.com/office/word/2010/wordprocessingShape">
-                  <wps:wsp>
-                    <wps:cNvSpPr txBox="1">
-                      <a:spLocks noChangeArrowheads="1"/>
-                    </wps:cNvSpPr>
-                    <wps:spPr bwMode="auto">
-                      <a:xfrm>
-                        <a:off x="0" y="0"/>
-                        <a:ext cx="1052712" cy="1404620"/>
-                      </a:xfrm>
-                      <a:prstGeom prst="rect">
-                        <a:avLst/>
-                      </a:prstGeom>
-                      <a:noFill/>
-                      <a:ln w="9525">
-                        <a:noFill/>
-                        <a:miter lim="800000"/>
-                        <a:headEnd/>
-                        <a:tailEnd/>
-                      </a:ln>
-                    </wps:spPr>
-                    <wps:txbx>
-                      <w:txbxContent>
-                        <w:p>
-                          <w:pPr>
-                            <w:jc w:val="left"/>
-                            <w:rPr>
-                              <w:sz w:val="16"/>
-                              <w:szCs w:val="16"/>
-                            </w:rPr>
-                          </w:pPr>
-                          <w:r>
-                            <w:rPr>
-                              <w:rFonts w:ascii="Arial" w:hAnsi="Arial" w:cs="Arial"/>
-                              <w:b/>
-                              <w:sz w:val="16"/>
-                              <w:szCs w:val="16"/>
-                            </w:rPr>
-                            <w:fldChar w:fldCharType="begin"/>
-                          </w:r>
-                          <w:r>
-                            <w:rPr>
-                              <w:rFonts w:ascii="Arial" w:hAnsi="Arial" w:cs="Arial"/>
-                              <w:b/>
-                              <w:sz w:val="16"/>
-                              <w:szCs w:val="16"/>
-                            </w:rPr>
-                            <w:instrText xml:space="preserve"> MERGEFIELD "Contrato" </w:instrText>
-                          </w:r>
-                          <w:r>
-                            <w:rPr>
-                              <w:rFonts w:ascii="Arial" w:hAnsi="Arial" w:cs="Arial"/>
-                              <w:b/>
-                              <w:sz w:val="16"/>
-                              <w:szCs w:val="16"/>
-                            </w:rPr>
-                            <w:fldChar w:fldCharType="separate"/>
-                          </w:r>
-                          <w:r>
-                            <w:rPr>
-                              <w:rFonts w:ascii="Arial" w:hAnsi="Arial" w:cs="Arial"/>
-                              <w:b/>
-                              <w:noProof/>
-                              <w:sz w:val="16"/>
-                              <w:szCs w:val="16"/>
-                            </w:rPr>
-                            <w:t>{{ contrato }}</w:t>
-                          </w:r>
-                          <w:r>
-                            <w:rPr>
-                              <w:rFonts w:ascii="Arial" w:hAnsi="Arial" w:cs="Arial"/>
-                              <w:b/>
-                              <w:sz w:val="16"/>
-                              <w:szCs w:val="16"/>
-                            </w:rPr>
-                            <w:fldChar w:fldCharType="end"/>
-                          </w:r>
-                        </w:p>
-                      </w:txbxContent>
-                    </wps:txbx>
-                    <wps:bodyPr rot="0" vert="horz" wrap="square" lIns="91440" tIns="45720" rIns="91440" bIns="45720" anchor="t" anchorCtr="0">
-                      <a:spAutoFit/>
-                    </wps:bodyPr>
-                  </wps:wsp>
-                </a:graphicData>
-              </a:graphic>
-              <wp14:sizeRelH relativeFrom="margin">
-                <wp14:pctWidth>0</wp14:pctWidth>
-              </wp14:sizeRelH>
-            </wp:anchor>
-          </w:drawing>
-        </mc:Choice>
-        <mc:Fallback>
-          <w:pict>
-            <v:shapetype w14:anchorId="2737DC9A" id="_x0000_t202" coordsize="21600,21600" o:spt="202" path="m,l,21600r21600,l21600,xe">
-              <v:stroke joinstyle="miter"/>
-              <v:path gradientshapeok="t" o:connecttype="rect"/>
-            </v:shapetype>
-            <v:shape id="Cuadro de texto 2" o:spid="_x0000_s1026" type="#_x0000_t202" style="position:absolute;left:0;text-align:left;margin-left:409.65pt;margin-top:10.45pt;width:82.9pt;height:110.6pt;z-index:251659264;visibility:visible;mso-wrap-style:square;mso-width-percent:0;mso-wrap-distance-left:9pt;mso-wrap-distance-top:0;mso-wrap-distance-right:9pt;mso-wrap-distance-bottom:0;mso-position-horizontal:absolute;mso-position-horizontal-relative:text;mso-position-vertical:absolute;mso-position-vertical-relative:text;mso-width-percent:0;mso-width-relative:margin;v-text-anchor:top" o:gfxdata="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" filled="f" stroked="f">
-              <v:textbox style="mso-fit-shape-to-text:t">
-                <w:txbxContent>
-                  <w:p>
-                    <w:pPr>
-                      <w:jc w:val="left"/>
-                      <w:rPr>
-                        <w:sz w:val="16"/>
-                        <w:szCs w:val="16"/>
-                      </w:rPr>
-                    </w:pPr>
-                    <w:r>
-                      <w:rPr>
-                        <w:rFonts w:ascii="Arial" w:hAnsi="Arial" w:cs="Arial"/>
-                        <w:b/>
-                        <w:sz w:val="16"/>
-                        <w:szCs w:val="16"/>
-                      </w:rPr>
-                      <w:fldChar w:fldCharType="begin"/>
-                    </w:r>
-                    <w:r>
-                      <w:rPr>
-                        <w:rFonts w:ascii="Arial" w:hAnsi="Arial" w:cs="Arial"/>
-                        <w:b/>
-                        <w:sz w:val="16"/>
-                        <w:szCs w:val="16"/>
-                      </w:rPr>
-                      <w:instrText xml:space="preserve"> MERGEFIELD "Contrato" </w:instrText>
-                    </w:r>
-                    <w:r>
-                      <w:rPr>
-                        <w:rFonts w:ascii="Arial" w:hAnsi="Arial" w:cs="Arial"/>
-                        <w:b/>
-                        <w:sz w:val="16"/>
-                        <w:szCs w:val="16"/>
-                      </w:rPr>
-                      <w:fldChar w:fldCharType="separate"/>
-                    </w:r>
-                    <w:r>
-                      <w:rPr>
-                        <w:rFonts w:ascii="Arial" w:hAnsi="Arial" w:cs="Arial"/>
-                        <w:b/>
-                        <w:noProof/>
-                        <w:sz w:val="16"/>
-                        <w:szCs w:val="16"/>
-                      </w:rPr>
-                      <w:t>{{ contrato }}</w:t>
-                    </w:r>
-                    <w:r>
-                      <w:rPr>
-                        <w:rFonts w:ascii="Arial" w:hAnsi="Arial" w:cs="Arial"/>
-                        <w:b/>
-                        <w:sz w:val="16"/>
-                        <w:szCs w:val="16"/>
-                      </w:rPr>
-                      <w:fldChar w:fldCharType="end"/>
-                    </w:r>
-                  </w:p>
-                </w:txbxContent>
-              </v:textbox>
-            </v:shape>
-          </w:pict>
-        </mc:Fallback>
-      </mc:AlternateContent>
-    </w:r>
-    <w:r>
-      <w:rPr>
-        <w:rFonts w:ascii="Arial" w:hAnsi="Arial" w:cs="Arial"/>
-        <w:b/>
-        <w:noProof/>
-        <w:sz w:val="18"/>
-        <w:szCs w:val="18"/>
-      </w:rPr>
-      <mc:AlternateContent>
-        <mc:Choice Requires="wps">
-          <w:drawing>
-            <wp:anchor distT="0" distB="0" distL="114300" distR="114300" simplePos="0" relativeHeight="251662336" behindDoc="0" locked="0" layoutInCell="1" allowOverlap="1" wp14:anchorId="0BFC0ADB" wp14:editId="0DEE7835">
+            <wp:anchor distT="0" distB="0" distL="114300" distR="114300" simplePos="0" relativeHeight="251662336" behindDoc="0" locked="0" layoutInCell="1" allowOverlap="1" wp14:anchorId="0BFC0ADB" wp14:editId="27FDE003">
               <wp:simplePos x="0" y="0"/>
               <wp:positionH relativeFrom="margin">
                 <wp:posOffset>-295275</wp:posOffset>
@@ -7306,7 +7251,7 @@
         </mc:Choice>
         <mc:Fallback>
           <w:pict>
-            <v:shape w14:anchorId="0BFC0ADB" id="_x0000_s1027" type="#_x0000_t202" style="position:absolute;left:0;text-align:left;margin-left:-23.25pt;margin-top:99.15pt;width:150.75pt;height:20.25pt;z-index:251662336;visibility:visible;mso-wrap-style:square;mso-width-percent:0;mso-height-percent:0;mso-wrap-distance-left:9pt;mso-wrap-distance-top:0;mso-wrap-distance-right:9pt;mso-wrap-distance-bottom:0;mso-position-horizontal:absolute;mso-position-horizontal-relative:margin;mso-position-vertical:absolute;mso-position-vertical-relative:text;mso-width-percent:0;mso-height-percent:0;mso-width-relative:margin;mso-height-relative:margin;v-text-anchor:top" o:gfxdata="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" filled="f" stroked="f">
+            <v:shape w14:anchorId="0BFC0ADB" id="Cuadro de texto 2" o:spid="_x0000_s1027" type="#_x0000_t202" style="position:absolute;left:0;text-align:left;margin-left:-23.25pt;margin-top:99.15pt;width:150.75pt;height:20.25pt;z-index:251662336;visibility:visible;mso-wrap-style:square;mso-width-percent:0;mso-height-percent:0;mso-wrap-distance-left:9pt;mso-wrap-distance-top:0;mso-wrap-distance-right:9pt;mso-wrap-distance-bottom:0;mso-position-horizontal:absolute;mso-position-horizontal-relative:margin;mso-position-vertical:absolute;mso-position-vertical-relative:text;mso-width-percent:0;mso-height-percent:0;mso-width-relative:margin;mso-height-relative:margin;v-text-anchor:top" o:gfxdata="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" filled="f" stroked="f">
               <v:textbox>
                 <w:txbxContent>
                   <w:p>
